--- a/Михайловский/Формат ввода и редактирования данных/Формат_ввода_и_редактирования_данных.docx
+++ b/Михайловский/Формат ввода и редактирования данных/Формат_ввода_и_редактирования_данных.docx
@@ -253,7 +253,16 @@
               <w:sz w:val="28"/>
               <w:szCs w:val="28"/>
             </w:rPr>
-            <w:t>17.11.2025</w:t>
+            <w:t>25</w:t>
+          </w:r>
+          <w:r>
+            <w:rPr>
+              <w:rFonts w:ascii="Times New Roman" w:hAnsi="Times New Roman"/>
+              <w:noProof/>
+              <w:sz w:val="28"/>
+              <w:szCs w:val="28"/>
+            </w:rPr>
+            <w:t>.11.2025</w:t>
           </w:r>
           <w:r>
             <w:rPr>
@@ -271,7 +280,7 @@
               <w:sz w:val="28"/>
               <w:szCs w:val="28"/>
             </w:rPr>
-            <w:t>0</w:t>
+            <w:t>1</w:t>
           </w:r>
         </w:p>
         <w:p>
@@ -449,23 +458,13 @@
             </w:rPr>
             <w:t xml:space="preserve">: </w:t>
           </w:r>
-          <w:proofErr w:type="spellStart"/>
           <w:r>
             <w:rPr>
               <w:rFonts w:ascii="Calibri Light" w:hAnsi="Calibri Light" w:cs="Calibri Light"/>
               <w:sz w:val="24"/>
               <w:szCs w:val="24"/>
             </w:rPr>
-            <w:t>Баларев</w:t>
-          </w:r>
-          <w:proofErr w:type="spellEnd"/>
-          <w:r>
-            <w:rPr>
-              <w:rFonts w:ascii="Calibri Light" w:hAnsi="Calibri Light" w:cs="Calibri Light"/>
-              <w:sz w:val="24"/>
-              <w:szCs w:val="24"/>
-            </w:rPr>
-            <w:t xml:space="preserve"> Д.А.</w:t>
+            <w:t>Баларев Д.А.</w:t>
           </w:r>
         </w:p>
         <w:p>
@@ -1480,31 +1479,13 @@
                 <w:bCs/>
               </w:rPr>
             </w:pPr>
-            <w:proofErr w:type="spellStart"/>
             <w:r>
               <w:rPr>
                 <w:b/>
                 <w:bCs/>
               </w:rPr>
-              <w:t>Статистические</w:t>
-            </w:r>
-            <w:proofErr w:type="spellEnd"/>
-            <w:r>
-              <w:rPr>
-                <w:b/>
-                <w:bCs/>
-              </w:rPr>
-              <w:t xml:space="preserve"> </w:t>
-            </w:r>
-            <w:proofErr w:type="spellStart"/>
-            <w:r>
-              <w:rPr>
-                <w:b/>
-                <w:bCs/>
-              </w:rPr>
-              <w:t>показатели</w:t>
-            </w:r>
-            <w:proofErr w:type="spellEnd"/>
+              <w:t>Статистические показатели</w:t>
+            </w:r>
           </w:p>
         </w:tc>
       </w:tr>
@@ -1545,21 +1526,8 @@
                 <w:lang w:val="ru-RU"/>
               </w:rPr>
             </w:pPr>
-            <w:proofErr w:type="spellStart"/>
-            <w:r>
-              <w:t>плановое</w:t>
-            </w:r>
-            <w:proofErr w:type="spellEnd"/>
-            <w:r>
-              <w:t xml:space="preserve"> </w:t>
-            </w:r>
-            <w:proofErr w:type="spellStart"/>
-            <w:r>
-              <w:t>финансирование</w:t>
-            </w:r>
-            <w:proofErr w:type="spellEnd"/>
-            <w:r>
-              <w:t xml:space="preserve"> НИР;</w:t>
+            <w:r>
+              <w:t>плановое финансирование НИР;</w:t>
             </w:r>
           </w:p>
         </w:tc>
@@ -1731,21 +1699,8 @@
                 <w:lang w:val="ru-RU"/>
               </w:rPr>
             </w:pPr>
-            <w:proofErr w:type="spellStart"/>
-            <w:r>
-              <w:t>количество</w:t>
-            </w:r>
-            <w:proofErr w:type="spellEnd"/>
-            <w:r>
-              <w:t xml:space="preserve"> </w:t>
-            </w:r>
-            <w:proofErr w:type="spellStart"/>
-            <w:r>
-              <w:t>монографий</w:t>
-            </w:r>
-            <w:proofErr w:type="spellEnd"/>
-            <w:r>
-              <w:t>;</w:t>
+            <w:r>
+              <w:t>количество монографий;</w:t>
             </w:r>
           </w:p>
         </w:tc>
@@ -1828,21 +1783,8 @@
                 <w:lang w:val="ru-RU"/>
               </w:rPr>
             </w:pPr>
-            <w:proofErr w:type="spellStart"/>
-            <w:r>
-              <w:t>количество</w:t>
-            </w:r>
-            <w:proofErr w:type="spellEnd"/>
-            <w:r>
-              <w:t xml:space="preserve"> </w:t>
-            </w:r>
-            <w:proofErr w:type="spellStart"/>
-            <w:r>
-              <w:t>учебников</w:t>
-            </w:r>
-            <w:proofErr w:type="spellEnd"/>
-            <w:r>
-              <w:t>;</w:t>
+            <w:r>
+              <w:t>количество учебников;</w:t>
             </w:r>
           </w:p>
         </w:tc>
@@ -2118,23 +2060,7 @@
               </w:rPr>
             </w:pPr>
             <w:r>
-              <w:t xml:space="preserve">DOK – </w:t>
-            </w:r>
-            <w:proofErr w:type="spellStart"/>
-            <w:r>
-              <w:t>количество</w:t>
-            </w:r>
-            <w:proofErr w:type="spellEnd"/>
-            <w:r>
-              <w:t xml:space="preserve"> </w:t>
-            </w:r>
-            <w:proofErr w:type="spellStart"/>
-            <w:r>
-              <w:t>докладов</w:t>
-            </w:r>
-            <w:proofErr w:type="spellEnd"/>
-            <w:r>
-              <w:t>;</w:t>
+              <w:t>DOK – количество докладов;</w:t>
             </w:r>
           </w:p>
         </w:tc>
@@ -2217,29 +2143,8 @@
                 <w:lang w:val="ru-RU"/>
               </w:rPr>
             </w:pPr>
-            <w:proofErr w:type="spellStart"/>
-            <w:r>
-              <w:t>количество</w:t>
-            </w:r>
-            <w:proofErr w:type="spellEnd"/>
-            <w:r>
-              <w:t xml:space="preserve"> </w:t>
-            </w:r>
-            <w:proofErr w:type="spellStart"/>
-            <w:r>
-              <w:t>других</w:t>
-            </w:r>
-            <w:proofErr w:type="spellEnd"/>
-            <w:r>
-              <w:t xml:space="preserve"> </w:t>
-            </w:r>
-            <w:proofErr w:type="spellStart"/>
-            <w:r>
-              <w:t>публикаций</w:t>
-            </w:r>
-            <w:proofErr w:type="spellEnd"/>
-            <w:r>
-              <w:t>;</w:t>
+            <w:r>
+              <w:t>количество других публикаций;</w:t>
             </w:r>
           </w:p>
         </w:tc>
@@ -2322,29 +2227,8 @@
                 <w:lang w:val="ru-RU"/>
               </w:rPr>
             </w:pPr>
-            <w:proofErr w:type="spellStart"/>
-            <w:r>
-              <w:t>количество</w:t>
-            </w:r>
-            <w:proofErr w:type="spellEnd"/>
-            <w:r>
-              <w:t xml:space="preserve"> </w:t>
-            </w:r>
-            <w:proofErr w:type="spellStart"/>
-            <w:r>
-              <w:t>проданных</w:t>
-            </w:r>
-            <w:proofErr w:type="spellEnd"/>
-            <w:r>
-              <w:t xml:space="preserve"> </w:t>
-            </w:r>
-            <w:proofErr w:type="spellStart"/>
-            <w:r>
-              <w:t>лицензий</w:t>
-            </w:r>
-            <w:proofErr w:type="spellEnd"/>
-            <w:r>
-              <w:t>;</w:t>
+            <w:r>
+              <w:t>количество проданных лицензий;</w:t>
             </w:r>
           </w:p>
         </w:tc>
@@ -2515,29 +2399,8 @@
                 <w:lang w:val="ru-RU"/>
               </w:rPr>
             </w:pPr>
-            <w:proofErr w:type="spellStart"/>
-            <w:r>
-              <w:t>количество</w:t>
-            </w:r>
-            <w:proofErr w:type="spellEnd"/>
-            <w:r>
-              <w:t xml:space="preserve"> </w:t>
-            </w:r>
-            <w:proofErr w:type="spellStart"/>
-            <w:r>
-              <w:t>полученных</w:t>
-            </w:r>
-            <w:proofErr w:type="spellEnd"/>
-            <w:r>
-              <w:t xml:space="preserve"> </w:t>
-            </w:r>
-            <w:proofErr w:type="spellStart"/>
-            <w:r>
-              <w:t>патентов</w:t>
-            </w:r>
-            <w:proofErr w:type="spellEnd"/>
-            <w:r>
-              <w:t>;</w:t>
+            <w:r>
+              <w:t>количество полученных патентов;</w:t>
             </w:r>
           </w:p>
         </w:tc>
@@ -2620,29 +2483,8 @@
                 <w:lang w:val="ru-RU"/>
               </w:rPr>
             </w:pPr>
-            <w:proofErr w:type="spellStart"/>
-            <w:r>
-              <w:t>количество</w:t>
-            </w:r>
-            <w:proofErr w:type="spellEnd"/>
-            <w:r>
-              <w:t xml:space="preserve"> </w:t>
-            </w:r>
-            <w:proofErr w:type="spellStart"/>
-            <w:r>
-              <w:t>защищенных</w:t>
-            </w:r>
-            <w:proofErr w:type="spellEnd"/>
-            <w:r>
-              <w:t xml:space="preserve"> </w:t>
-            </w:r>
-            <w:proofErr w:type="spellStart"/>
-            <w:r>
-              <w:t>диссертаций</w:t>
-            </w:r>
-            <w:proofErr w:type="spellEnd"/>
-            <w:r>
-              <w:t>;</w:t>
+            <w:r>
+              <w:t>количество защищенных диссертаций;</w:t>
             </w:r>
           </w:p>
         </w:tc>
@@ -2683,13 +2525,7 @@
               <w:rPr>
                 <w:lang w:val="ru-RU"/>
               </w:rPr>
-              <w:t>Целое значение, неотрицательное</w:t>
-            </w:r>
-            <w:r>
-              <w:rPr>
-                <w:lang w:val="ru-RU"/>
-              </w:rPr>
-              <w:t xml:space="preserve">. Меньше </w:t>
+              <w:t xml:space="preserve">Целое значение, неотрицательное. Меньше </w:t>
             </w:r>
             <w:r>
               <w:t>PPS</w:t>
@@ -2701,6 +2537,9 @@
               <w:t>+</w:t>
             </w:r>
             <w:r>
+              <w:rPr>
+                <w:lang w:val="ru-RU"/>
+              </w:rPr>
               <w:t xml:space="preserve"> </w:t>
             </w:r>
             <w:r>
@@ -2746,29 +2585,8 @@
                 <w:lang w:val="ru-RU"/>
               </w:rPr>
             </w:pPr>
-            <w:proofErr w:type="spellStart"/>
-            <w:r>
-              <w:t>количество</w:t>
-            </w:r>
-            <w:proofErr w:type="spellEnd"/>
-            <w:r>
-              <w:t xml:space="preserve"> </w:t>
-            </w:r>
-            <w:proofErr w:type="spellStart"/>
-            <w:r>
-              <w:t>выставочных</w:t>
-            </w:r>
-            <w:proofErr w:type="spellEnd"/>
-            <w:r>
-              <w:t xml:space="preserve"> </w:t>
-            </w:r>
-            <w:proofErr w:type="spellStart"/>
-            <w:r>
-              <w:t>экспонатов</w:t>
-            </w:r>
-            <w:proofErr w:type="spellEnd"/>
-            <w:r>
-              <w:t>;</w:t>
+            <w:r>
+              <w:t>количество выставочных экспонатов;</w:t>
             </w:r>
           </w:p>
         </w:tc>
@@ -3131,19 +2949,7 @@
               <w:rPr>
                 <w:lang w:val="ru-RU"/>
               </w:rPr>
-              <w:t xml:space="preserve">Вещественное значение, </w:t>
-            </w:r>
-            <w:r>
-              <w:rPr>
-                <w:lang w:val="ru-RU"/>
-              </w:rPr>
-              <w:t>от 0 до 1</w:t>
-            </w:r>
-            <w:r>
-              <w:rPr>
-                <w:lang w:val="ru-RU"/>
-              </w:rPr>
-              <w:t>, разделитель – запятая</w:t>
+              <w:t>Вещественное значение, от 0 до 1, разделитель – запятая</w:t>
             </w:r>
           </w:p>
         </w:tc>
@@ -3392,29 +3198,8 @@
                 <w:lang w:val="ru-RU"/>
               </w:rPr>
             </w:pPr>
-            <w:proofErr w:type="spellStart"/>
-            <w:r>
-              <w:t>создание</w:t>
-            </w:r>
-            <w:proofErr w:type="spellEnd"/>
-            <w:r>
-              <w:t xml:space="preserve"> </w:t>
-            </w:r>
-            <w:proofErr w:type="spellStart"/>
-            <w:r>
-              <w:t>учебного</w:t>
-            </w:r>
-            <w:proofErr w:type="spellEnd"/>
-            <w:r>
-              <w:t xml:space="preserve"> </w:t>
-            </w:r>
-            <w:proofErr w:type="spellStart"/>
-            <w:r>
-              <w:t>оборудования</w:t>
-            </w:r>
-            <w:proofErr w:type="spellEnd"/>
-            <w:r>
-              <w:t>;</w:t>
+            <w:r>
+              <w:t>создание учебного оборудования;</w:t>
             </w:r>
           </w:p>
         </w:tc>
@@ -3846,29 +3631,8 @@
                 <w:lang w:val="ru-RU"/>
               </w:rPr>
             </w:pPr>
-            <w:proofErr w:type="spellStart"/>
-            <w:r>
-              <w:t>полное</w:t>
-            </w:r>
-            <w:proofErr w:type="spellEnd"/>
-            <w:r>
-              <w:t xml:space="preserve"> </w:t>
-            </w:r>
-            <w:proofErr w:type="spellStart"/>
-            <w:r>
-              <w:t>название</w:t>
-            </w:r>
-            <w:proofErr w:type="spellEnd"/>
-            <w:r>
-              <w:t xml:space="preserve"> </w:t>
-            </w:r>
-            <w:proofErr w:type="spellStart"/>
-            <w:r>
-              <w:t>вуза</w:t>
-            </w:r>
-            <w:proofErr w:type="spellEnd"/>
-            <w:r>
-              <w:t>;</w:t>
+            <w:r>
+              <w:t>полное название вуза;</w:t>
             </w:r>
           </w:p>
         </w:tc>
@@ -3945,29 +3709,8 @@
                 <w:lang w:val="ru-RU"/>
               </w:rPr>
             </w:pPr>
-            <w:proofErr w:type="spellStart"/>
-            <w:r>
-              <w:t>краткое</w:t>
-            </w:r>
-            <w:proofErr w:type="spellEnd"/>
-            <w:r>
-              <w:t xml:space="preserve"> </w:t>
-            </w:r>
-            <w:proofErr w:type="spellStart"/>
-            <w:r>
-              <w:t>название</w:t>
-            </w:r>
-            <w:proofErr w:type="spellEnd"/>
-            <w:r>
-              <w:t xml:space="preserve"> </w:t>
-            </w:r>
-            <w:proofErr w:type="spellStart"/>
-            <w:r>
-              <w:t>вуза</w:t>
-            </w:r>
-            <w:proofErr w:type="spellEnd"/>
-            <w:r>
-              <w:t>;</w:t>
+            <w:r>
+              <w:t>краткое название вуза;</w:t>
             </w:r>
           </w:p>
         </w:tc>
@@ -3982,11 +3725,9 @@
               <w:ind w:firstLine="0"/>
               <w:jc w:val="center"/>
             </w:pPr>
-            <w:proofErr w:type="gramStart"/>
             <w:r>
               <w:t>Varchar(</w:t>
             </w:r>
-            <w:proofErr w:type="gramEnd"/>
             <w:r>
               <w:rPr>
                 <w:lang w:val="ru-RU"/>
@@ -4016,26 +3757,14 @@
               <w:rPr>
                 <w:lang w:val="ru-RU"/>
               </w:rPr>
-              <w:t xml:space="preserve">Строка </w:t>
-            </w:r>
-            <w:r>
-              <w:rPr>
-                <w:lang w:val="ru-RU"/>
-              </w:rPr>
-              <w:t xml:space="preserve">длиной до </w:t>
+              <w:t xml:space="preserve">Строка длиной до </w:t>
             </w:r>
             <w:r>
               <w:rPr>
                 <w:lang w:val="ru-RU"/>
               </w:rPr>
               <w:lastRenderedPageBreak/>
-              <w:t>100</w:t>
-            </w:r>
-            <w:r>
-              <w:rPr>
-                <w:lang w:val="ru-RU"/>
-              </w:rPr>
-              <w:t xml:space="preserve"> символов</w:t>
+              <w:t>100 символов</w:t>
             </w:r>
           </w:p>
         </w:tc>
@@ -4075,21 +3804,8 @@
                 <w:lang w:val="ru-RU"/>
               </w:rPr>
             </w:pPr>
-            <w:proofErr w:type="spellStart"/>
-            <w:r>
-              <w:t>федеральный</w:t>
-            </w:r>
-            <w:proofErr w:type="spellEnd"/>
-            <w:r>
-              <w:t xml:space="preserve"> </w:t>
-            </w:r>
-            <w:proofErr w:type="spellStart"/>
-            <w:r>
-              <w:t>округ</w:t>
-            </w:r>
-            <w:proofErr w:type="spellEnd"/>
-            <w:r>
-              <w:t>;</w:t>
+            <w:r>
+              <w:t>федеральный округ;</w:t>
             </w:r>
           </w:p>
         </w:tc>
@@ -4107,11 +3823,9 @@
                 <w:lang w:val="ru-RU"/>
               </w:rPr>
             </w:pPr>
-            <w:proofErr w:type="gramStart"/>
             <w:r>
               <w:t>Varchar(</w:t>
             </w:r>
-            <w:proofErr w:type="gramEnd"/>
             <w:r>
               <w:rPr>
                 <w:lang w:val="ru-RU"/>
@@ -4146,13 +3860,7 @@
               <w:rPr>
                 <w:lang w:val="ru-RU"/>
               </w:rPr>
-              <w:t>100</w:t>
-            </w:r>
-            <w:r>
-              <w:rPr>
-                <w:lang w:val="ru-RU"/>
-              </w:rPr>
-              <w:t xml:space="preserve"> </w:t>
+              <w:t xml:space="preserve">100 </w:t>
             </w:r>
             <w:r>
               <w:rPr>
@@ -4197,13 +3905,8 @@
                 <w:lang w:val="ru-RU"/>
               </w:rPr>
             </w:pPr>
-            <w:proofErr w:type="spellStart"/>
-            <w:r>
-              <w:t>город</w:t>
-            </w:r>
-            <w:proofErr w:type="spellEnd"/>
-            <w:r>
-              <w:t>;</w:t>
+            <w:r>
+              <w:t>город;</w:t>
             </w:r>
           </w:p>
         </w:tc>
@@ -4221,11 +3924,9 @@
                 <w:lang w:val="ru-RU"/>
               </w:rPr>
             </w:pPr>
-            <w:proofErr w:type="gramStart"/>
             <w:r>
               <w:t>Varchar(</w:t>
             </w:r>
-            <w:proofErr w:type="gramEnd"/>
             <w:r>
               <w:rPr>
                 <w:lang w:val="ru-RU"/>
@@ -4260,13 +3961,7 @@
               <w:rPr>
                 <w:lang w:val="ru-RU"/>
               </w:rPr>
-              <w:t>100</w:t>
-            </w:r>
-            <w:r>
-              <w:rPr>
-                <w:lang w:val="ru-RU"/>
-              </w:rPr>
-              <w:t xml:space="preserve"> </w:t>
+              <w:t xml:space="preserve">100 </w:t>
             </w:r>
             <w:r>
               <w:rPr>
@@ -4311,21 +4006,8 @@
                 <w:lang w:val="ru-RU"/>
               </w:rPr>
             </w:pPr>
-            <w:proofErr w:type="spellStart"/>
-            <w:r>
-              <w:t>статус</w:t>
-            </w:r>
-            <w:proofErr w:type="spellEnd"/>
-            <w:r>
-              <w:t xml:space="preserve"> </w:t>
-            </w:r>
-            <w:proofErr w:type="spellStart"/>
-            <w:r>
-              <w:t>вуза</w:t>
-            </w:r>
-            <w:proofErr w:type="spellEnd"/>
-            <w:r>
-              <w:t>;</w:t>
+            <w:r>
+              <w:t>статус вуза;</w:t>
             </w:r>
           </w:p>
         </w:tc>
@@ -4343,11 +4025,9 @@
                 <w:lang w:val="ru-RU"/>
               </w:rPr>
             </w:pPr>
-            <w:proofErr w:type="gramStart"/>
             <w:r>
               <w:t>Varchar(</w:t>
             </w:r>
-            <w:proofErr w:type="gramEnd"/>
             <w:r>
               <w:rPr>
                 <w:lang w:val="ru-RU"/>
@@ -4382,13 +4062,7 @@
               <w:rPr>
                 <w:lang w:val="ru-RU"/>
               </w:rPr>
-              <w:t>30</w:t>
-            </w:r>
-            <w:r>
-              <w:rPr>
-                <w:lang w:val="ru-RU"/>
-              </w:rPr>
-              <w:t xml:space="preserve"> </w:t>
+              <w:t xml:space="preserve">30 </w:t>
             </w:r>
             <w:r>
               <w:rPr>
@@ -4455,11 +4129,9 @@
                 <w:lang w:val="ru-RU"/>
               </w:rPr>
             </w:pPr>
-            <w:proofErr w:type="gramStart"/>
             <w:r>
               <w:t>Varchar(</w:t>
             </w:r>
-            <w:proofErr w:type="gramEnd"/>
             <w:r>
               <w:rPr>
                 <w:lang w:val="ru-RU"/>
@@ -4546,13 +4218,8 @@
                 <w:lang w:val="ru-RU"/>
               </w:rPr>
             </w:pPr>
-            <w:proofErr w:type="spellStart"/>
-            <w:r>
-              <w:t>субъект</w:t>
-            </w:r>
-            <w:proofErr w:type="spellEnd"/>
-            <w:r>
-              <w:t xml:space="preserve"> РФ.</w:t>
+            <w:r>
+              <w:t>субъект РФ.</w:t>
             </w:r>
           </w:p>
         </w:tc>
@@ -4570,11 +4237,9 @@
                 <w:lang w:val="ru-RU"/>
               </w:rPr>
             </w:pPr>
-            <w:proofErr w:type="gramStart"/>
             <w:r>
               <w:t>Varchar(</w:t>
             </w:r>
-            <w:proofErr w:type="gramEnd"/>
             <w:r>
               <w:rPr>
                 <w:lang w:val="ru-RU"/>
